--- a/pr-preview/pr-150/probability-basics-tracked-changes.docx
+++ b/pr-preview/pr-150/probability-basics-tracked-changes.docx
@@ -16,7 +16,7 @@
       </w:pPr>
       <w:del w:id="1" w:author="PR Preview" w:date="2026-01-01T00:00:00Z">
         <w:r>
-          <w:delText xml:space="preserve">Last modified: 2026-10-14 11:38:02 (PDT)</w:delText>
+          <w:delText xml:space="preserve">Last modified: 2026-10-14 17:51:58 (PDT)</w:delText>
         </w:r>
       </w:del>
     </w:p>
@@ -26,7 +26,7 @@
       </w:pPr>
       <w:ins w:id="2" w:author="PR Preview" w:date="2026-01-01T00:00:00Z">
         <w:r>
-          <w:t xml:space="preserve">Last modified: 2026-10-14 16:16:59 (PDT)</w:t>
+          <w:t xml:space="preserve">Last modified: 2026-10-14 18:00:27 (PDT)</w:t>
         </w:r>
       </w:ins>
     </w:p>

--- a/pr-preview/pr-150/probability-basics-tracked-changes.docx
+++ b/pr-preview/pr-150/probability-basics-tracked-changes.docx
@@ -16,7 +16,7 @@
       </w:pPr>
       <w:del w:id="1" w:author="PR Preview" w:date="2026-01-01T00:00:00Z">
         <w:r>
-          <w:delText xml:space="preserve">Last modified: 2026-10-14 17:51:58 (PDT)</w:delText>
+          <w:delText xml:space="preserve">Last modified: 2026-10-15 02:44:50 (PDT)</w:delText>
         </w:r>
       </w:del>
     </w:p>
@@ -26,7 +26,7 @@
       </w:pPr>
       <w:ins w:id="2" w:author="PR Preview" w:date="2026-01-01T00:00:00Z">
         <w:r>
-          <w:t xml:space="preserve">Last modified: 2026-10-14 18:00:27 (PDT)</w:t>
+          <w:t xml:space="preserve">Last modified: 2026-10-15 02:46:22 (PDT)</w:t>
         </w:r>
       </w:ins>
     </w:p>
@@ -1786,22 +1786,30 @@
       <w:pPr>
         <w:pStyle w:val="BodyText"/>
       </w:pPr>
-      <w:r>
-        <w:rPr>
-          <w:b/>
-          <w:bCs/>
-        </w:rPr>
-        <w:t xml:space="preserve">Definition 6 (Mutually exclusive events)</w:t>
-      </w:r>
-      <w:r>
-        <w:t xml:space="preserve"> </w:t>
-      </w:r>
-      <w:r>
-        <w:t xml:space="preserve">Finitely or countably many sets</w:t>
-      </w:r>
-      <w:r>
-        <w:t xml:space="preserve"> </w:t>
-      </w:r>
+      <w:del w:id="3" w:author="PR Preview" w:date="2026-01-01T00:00:00Z">
+        <w:r>
+          <w:rPr>
+            <w:b/>
+            <w:bCs/>
+          </w:rPr>
+          <w:delText xml:space="preserve">Definition 6 (Mutually exclusive events)</w:delText>
+        </w:r>
+      </w:del>
+      <w:del w:id="4" w:author="PR Preview" w:date="2026-01-01T00:00:00Z">
+        <w:r>
+          <w:delText xml:space="preserve"> </w:delText>
+        </w:r>
+      </w:del>
+      <w:del w:id="5" w:author="PR Preview" w:date="2026-01-01T00:00:00Z">
+        <w:r>
+          <w:delText xml:space="preserve">Finitely or countably many sets</w:delText>
+        </w:r>
+      </w:del>
+      <w:del w:id="6" w:author="PR Preview" w:date="2026-01-01T00:00:00Z">
+        <w:r>
+          <w:delText xml:space="preserve"> </w:delText>
+        </w:r>
+      </w:del>
       <m:oMath>
         <m:sSub>
           <m:e>
@@ -1846,96 +1854,351 @@
           <m:t>…</m:t>
         </m:r>
       </m:oMath>
-      <w:r>
-        <w:t xml:space="preserve">,</w:t>
-      </w:r>
-      <w:r>
-        <w:t xml:space="preserve"> </w:t>
-      </w:r>
-      <w:r>
-        <w:t xml:space="preserve">such as</w:t>
-      </w:r>
-      <w:r>
-        <w:t xml:space="preserve"> </w:t>
-      </w:r>
+      <w:del w:id="7" w:author="PR Preview" w:date="2026-01-01T00:00:00Z">
+        <w:r>
+          <w:delText xml:space="preserve">,</w:delText>
+        </w:r>
+      </w:del>
+      <w:del w:id="8" w:author="PR Preview" w:date="2026-01-01T00:00:00Z">
+        <w:r>
+          <w:delText xml:space="preserve"> </w:delText>
+        </w:r>
+      </w:del>
+      <w:del w:id="9" w:author="PR Preview" w:date="2026-01-01T00:00:00Z">
+        <w:r>
+          <w:delText xml:space="preserve">such as</w:delText>
+        </w:r>
+      </w:del>
+      <w:del w:id="10" w:author="PR Preview" w:date="2026-01-01T00:00:00Z">
+        <w:r>
+          <w:delText xml:space="preserve"> </w:delText>
+        </w:r>
+      </w:del>
       <w:hyperlink w:anchor="def-event">
+        <w:del w:id="11" w:author="PR Preview" w:date="2026-01-01T00:00:00Z">
+          <w:r>
+            <w:rPr>
+              <w:rStyle w:val="Hyperlink"/>
+            </w:rPr>
+            <w:delText xml:space="preserve">events</w:delText>
+          </w:r>
+        </w:del>
+      </w:hyperlink>
+      <w:del w:id="12" w:author="PR Preview" w:date="2026-01-01T00:00:00Z">
+        <w:r>
+          <w:delText xml:space="preserve">,</w:delText>
+        </w:r>
+      </w:del>
+      <w:del w:id="13" w:author="PR Preview" w:date="2026-01-01T00:00:00Z">
+        <w:r>
+          <w:delText xml:space="preserve"> </w:delText>
+        </w:r>
+      </w:del>
+      <w:del w:id="14" w:author="PR Preview" w:date="2026-01-01T00:00:00Z">
+        <w:r>
+          <w:delText xml:space="preserve">are</w:delText>
+        </w:r>
+      </w:del>
+      <w:del w:id="15" w:author="PR Preview" w:date="2026-01-01T00:00:00Z">
+        <w:r>
+          <w:delText xml:space="preserve"> </w:delText>
+        </w:r>
+      </w:del>
+      <w:del w:id="16" w:author="PR Preview" w:date="2026-01-01T00:00:00Z">
         <w:r>
           <w:rPr>
-            <w:rStyle w:val="Hyperlink"/>
+            <w:b/>
+            <w:bCs/>
           </w:rPr>
-          <w:t xml:space="preserve">events</w:t>
+          <w:delText xml:space="preserve">mutually exclusive</w:delText>
         </w:r>
+      </w:del>
+      <w:del w:id="17" w:author="PR Preview" w:date="2026-01-01T00:00:00Z">
+        <w:r>
+          <w:delText xml:space="preserve"> </w:delText>
+        </w:r>
+      </w:del>
+      <w:del w:id="18" w:author="PR Preview" w:date="2026-01-01T00:00:00Z">
+        <w:r>
+          <w:delText xml:space="preserve">(also called</w:delText>
+        </w:r>
+      </w:del>
+      <w:del w:id="19" w:author="PR Preview" w:date="2026-01-01T00:00:00Z">
+        <w:r>
+          <w:delText xml:space="preserve"> </w:delText>
+        </w:r>
+      </w:del>
+      <w:del w:id="20" w:author="PR Preview" w:date="2026-01-01T00:00:00Z">
+        <w:r>
+          <w:rPr>
+            <w:b/>
+            <w:bCs/>
+          </w:rPr>
+          <w:delText xml:space="preserve">disjoint</w:delText>
+        </w:r>
+      </w:del>
+      <w:del w:id="21" w:author="PR Preview" w:date="2026-01-01T00:00:00Z">
+        <w:r>
+          <w:delText xml:space="preserve">,</w:delText>
+        </w:r>
+      </w:del>
+      <w:del w:id="22" w:author="PR Preview" w:date="2026-01-01T00:00:00Z">
+        <w:r>
+          <w:delText xml:space="preserve"> </w:delText>
+        </w:r>
+      </w:del>
+      <w:del w:id="23" w:author="PR Preview" w:date="2026-01-01T00:00:00Z">
+        <w:r>
+          <w:rPr>
+            <w:b/>
+            <w:bCs/>
+          </w:rPr>
+          <w:delText xml:space="preserve">pairwise disjoint</w:delText>
+        </w:r>
+      </w:del>
+      <w:del w:id="24" w:author="PR Preview" w:date="2026-01-01T00:00:00Z">
+        <w:r>
+          <w:delText xml:space="preserve">, or</w:delText>
+        </w:r>
+      </w:del>
+      <w:del w:id="25" w:author="PR Preview" w:date="2026-01-01T00:00:00Z">
+        <w:r>
+          <w:delText xml:space="preserve"> </w:delText>
+        </w:r>
+      </w:del>
+      <w:del w:id="26" w:author="PR Preview" w:date="2026-01-01T00:00:00Z">
+        <w:r>
+          <w:rPr>
+            <w:b/>
+            <w:bCs/>
+          </w:rPr>
+          <w:delText xml:space="preserve">mutually disjoint</w:delText>
+        </w:r>
+      </w:del>
+      <w:del w:id="27" w:author="PR Preview" w:date="2026-01-01T00:00:00Z">
+        <w:r>
+          <w:delText xml:space="preserve">)</w:delText>
+        </w:r>
+      </w:del>
+      <w:del w:id="28" w:author="PR Preview" w:date="2026-01-01T00:00:00Z">
+        <w:r>
+          <w:delText xml:space="preserve"> </w:delText>
+        </w:r>
+      </w:del>
+      <w:del w:id="29" w:author="PR Preview" w:date="2026-01-01T00:00:00Z">
+        <w:r>
+          <w:delText xml:space="preserve">when no two of them share an element:</w:delText>
+        </w:r>
+      </w:del>
+    </w:p>
+    <w:p>
+      <w:pPr>
+        <w:pStyle w:val="BodyText"/>
+      </w:pPr>
+      <w:ins w:id="30" w:author="PR Preview" w:date="2026-01-01T00:00:00Z">
+        <w:r>
+          <w:rPr>
+            <w:b/>
+            <w:bCs/>
+          </w:rPr>
+          <w:t xml:space="preserve">Definition 6 (Mutually exclusive events (disjoint, pairwise disjoint, mutually disjoint))</w:t>
+        </w:r>
+      </w:ins>
+      <w:ins w:id="31" w:author="PR Preview" w:date="2026-01-01T00:00:00Z">
+        <w:r>
+          <w:t xml:space="preserve"> </w:t>
+        </w:r>
+      </w:ins>
+      <w:ins w:id="32" w:author="PR Preview" w:date="2026-01-01T00:00:00Z">
+        <w:r>
+          <w:t xml:space="preserve">Finitely or countably many sets</w:t>
+        </w:r>
+      </w:ins>
+      <w:ins w:id="33" w:author="PR Preview" w:date="2026-01-01T00:00:00Z">
+        <w:r>
+          <w:t xml:space="preserve"> </w:t>
+        </w:r>
+      </w:ins>
+      <m:oMath>
+        <m:sSub>
+          <m:e>
+            <m:r>
+              <m:t>A</m:t>
+            </m:r>
+          </m:e>
+          <m:sub>
+            <m:r>
+              <m:t>1</m:t>
+            </m:r>
+          </m:sub>
+        </m:sSub>
+        <m:r>
+          <m:rPr>
+            <m:sty m:val="p"/>
+          </m:rPr>
+          <m:t>,</m:t>
+        </m:r>
+        <m:sSub>
+          <m:e>
+            <m:r>
+              <m:t>A</m:t>
+            </m:r>
+          </m:e>
+          <m:sub>
+            <m:r>
+              <m:t>2</m:t>
+            </m:r>
+          </m:sub>
+        </m:sSub>
+        <m:r>
+          <m:rPr>
+            <m:sty m:val="p"/>
+          </m:rPr>
+          <m:t>,</m:t>
+        </m:r>
+        <m:r>
+          <m:rPr>
+            <m:sty m:val="p"/>
+          </m:rPr>
+          <m:t>…</m:t>
+        </m:r>
+      </m:oMath>
+      <w:ins w:id="34" w:author="PR Preview" w:date="2026-01-01T00:00:00Z">
+        <w:r>
+          <w:t xml:space="preserve">,</w:t>
+        </w:r>
+      </w:ins>
+      <w:ins w:id="35" w:author="PR Preview" w:date="2026-01-01T00:00:00Z">
+        <w:r>
+          <w:t xml:space="preserve"> </w:t>
+        </w:r>
+      </w:ins>
+      <w:ins w:id="36" w:author="PR Preview" w:date="2026-01-01T00:00:00Z">
+        <w:r>
+          <w:t xml:space="preserve">such as</w:t>
+        </w:r>
+      </w:ins>
+      <w:ins w:id="37" w:author="PR Preview" w:date="2026-01-01T00:00:00Z">
+        <w:r>
+          <w:t xml:space="preserve"> </w:t>
+        </w:r>
+      </w:ins>
+      <w:hyperlink w:anchor="def-event">
+        <w:ins w:id="38" w:author="PR Preview" w:date="2026-01-01T00:00:00Z">
+          <w:r>
+            <w:rPr>
+              <w:rStyle w:val="Hyperlink"/>
+            </w:rPr>
+            <w:t xml:space="preserve">events</w:t>
+          </w:r>
+        </w:ins>
       </w:hyperlink>
-      <w:r>
-        <w:t xml:space="preserve">,</w:t>
-      </w:r>
-      <w:r>
-        <w:t xml:space="preserve"> </w:t>
-      </w:r>
-      <w:r>
-        <w:t xml:space="preserve">are</w:t>
-      </w:r>
-      <w:r>
-        <w:t xml:space="preserve"> </w:t>
-      </w:r>
-      <w:r>
-        <w:rPr>
-          <w:b/>
-          <w:bCs/>
-        </w:rPr>
-        <w:t xml:space="preserve">mutually exclusive</w:t>
-      </w:r>
-      <w:r>
-        <w:t xml:space="preserve"> </w:t>
-      </w:r>
-      <w:r>
-        <w:t xml:space="preserve">(also called</w:t>
-      </w:r>
-      <w:r>
-        <w:t xml:space="preserve"> </w:t>
-      </w:r>
-      <w:r>
-        <w:rPr>
-          <w:b/>
-          <w:bCs/>
-        </w:rPr>
-        <w:t xml:space="preserve">disjoint</w:t>
-      </w:r>
-      <w:r>
-        <w:t xml:space="preserve">,</w:t>
-      </w:r>
-      <w:r>
-        <w:t xml:space="preserve"> </w:t>
-      </w:r>
-      <w:r>
-        <w:rPr>
-          <w:b/>
-          <w:bCs/>
-        </w:rPr>
-        <w:t xml:space="preserve">pairwise disjoint</w:t>
-      </w:r>
-      <w:r>
-        <w:t xml:space="preserve">, or</w:t>
-      </w:r>
-      <w:r>
-        <w:t xml:space="preserve"> </w:t>
-      </w:r>
-      <w:r>
-        <w:rPr>
-          <w:b/>
-          <w:bCs/>
-        </w:rPr>
-        <w:t xml:space="preserve">mutually disjoint</w:t>
-      </w:r>
-      <w:r>
-        <w:t xml:space="preserve">)</w:t>
-      </w:r>
-      <w:r>
-        <w:t xml:space="preserve"> </w:t>
-      </w:r>
-      <w:r>
-        <w:t xml:space="preserve">when no two of them share an element:</w:t>
-      </w:r>
+      <w:ins w:id="39" w:author="PR Preview" w:date="2026-01-01T00:00:00Z">
+        <w:r>
+          <w:t xml:space="preserve">,</w:t>
+        </w:r>
+      </w:ins>
+      <w:ins w:id="40" w:author="PR Preview" w:date="2026-01-01T00:00:00Z">
+        <w:r>
+          <w:t xml:space="preserve"> </w:t>
+        </w:r>
+      </w:ins>
+      <w:ins w:id="41" w:author="PR Preview" w:date="2026-01-01T00:00:00Z">
+        <w:r>
+          <w:t xml:space="preserve">are</w:t>
+        </w:r>
+      </w:ins>
+      <w:ins w:id="42" w:author="PR Preview" w:date="2026-01-01T00:00:00Z">
+        <w:r>
+          <w:t xml:space="preserve"> </w:t>
+        </w:r>
+      </w:ins>
+      <w:ins w:id="43" w:author="PR Preview" w:date="2026-01-01T00:00:00Z">
+        <w:r>
+          <w:rPr>
+            <w:b/>
+            <w:bCs/>
+          </w:rPr>
+          <w:t xml:space="preserve">mutually exclusive</w:t>
+        </w:r>
+      </w:ins>
+      <w:ins w:id="44" w:author="PR Preview" w:date="2026-01-01T00:00:00Z">
+        <w:r>
+          <w:t xml:space="preserve"> </w:t>
+        </w:r>
+      </w:ins>
+      <w:ins w:id="45" w:author="PR Preview" w:date="2026-01-01T00:00:00Z">
+        <w:r>
+          <w:t xml:space="preserve">(also called</w:t>
+        </w:r>
+      </w:ins>
+      <w:ins w:id="46" w:author="PR Preview" w:date="2026-01-01T00:00:00Z">
+        <w:r>
+          <w:t xml:space="preserve"> </w:t>
+        </w:r>
+      </w:ins>
+      <w:ins w:id="47" w:author="PR Preview" w:date="2026-01-01T00:00:00Z">
+        <w:r>
+          <w:rPr>
+            <w:b/>
+            <w:bCs/>
+          </w:rPr>
+          <w:t xml:space="preserve">disjoint</w:t>
+        </w:r>
+      </w:ins>
+      <w:ins w:id="48" w:author="PR Preview" w:date="2026-01-01T00:00:00Z">
+        <w:r>
+          <w:t xml:space="preserve">,</w:t>
+        </w:r>
+      </w:ins>
+      <w:ins w:id="49" w:author="PR Preview" w:date="2026-01-01T00:00:00Z">
+        <w:r>
+          <w:t xml:space="preserve"> </w:t>
+        </w:r>
+      </w:ins>
+      <w:ins w:id="50" w:author="PR Preview" w:date="2026-01-01T00:00:00Z">
+        <w:r>
+          <w:rPr>
+            <w:b/>
+            <w:bCs/>
+          </w:rPr>
+          <w:t xml:space="preserve">pairwise disjoint</w:t>
+        </w:r>
+      </w:ins>
+      <w:ins w:id="51" w:author="PR Preview" w:date="2026-01-01T00:00:00Z">
+        <w:r>
+          <w:t xml:space="preserve">, or</w:t>
+        </w:r>
+      </w:ins>
+      <w:ins w:id="52" w:author="PR Preview" w:date="2026-01-01T00:00:00Z">
+        <w:r>
+          <w:t xml:space="preserve"> </w:t>
+        </w:r>
+      </w:ins>
+      <w:ins w:id="53" w:author="PR Preview" w:date="2026-01-01T00:00:00Z">
+        <w:r>
+          <w:rPr>
+            <w:b/>
+            <w:bCs/>
+          </w:rPr>
+          <w:t xml:space="preserve">mutually disjoint</w:t>
+        </w:r>
+      </w:ins>
+      <w:ins w:id="54" w:author="PR Preview" w:date="2026-01-01T00:00:00Z">
+        <w:r>
+          <w:t xml:space="preserve">)</w:t>
+        </w:r>
+      </w:ins>
+      <w:ins w:id="55" w:author="PR Preview" w:date="2026-01-01T00:00:00Z">
+        <w:r>
+          <w:t xml:space="preserve"> </w:t>
+        </w:r>
+      </w:ins>
+      <w:ins w:id="56" w:author="PR Preview" w:date="2026-01-01T00:00:00Z">
+        <w:r>
+          <w:t xml:space="preserve">when no two of them share an element:</w:t>
+        </w:r>
+      </w:ins>
     </w:p>
     <w:p>
       <w:pPr>
